--- a/PREGUNTA_WENDY_QUESADA.docx
+++ b/PREGUNTA_WENDY_QUESADA.docx
@@ -4,6 +4,57 @@
   <w:body>
     <w:p>
       <w:pPr>
+        <w:jc w:val="both"/>
+        <w:rPr>
+          <w:b/>
+          <w:bCs/>
+          <w:lang w:val="es-CR"/>
+        </w:rPr>
+      </w:pPr>
+      <w:r>
+        <w:rPr>
+          <w:b/>
+          <w:bCs/>
+          <w:lang w:val="es-CR"/>
+        </w:rPr>
+        <w:t>Explique las principales diferencias entre un producto de software genérico y</w:t>
+      </w:r>
+      <w:r>
+        <w:rPr>
+          <w:b/>
+          <w:bCs/>
+          <w:lang w:val="es-CR"/>
+        </w:rPr>
+        <w:t xml:space="preserve"> </w:t>
+      </w:r>
+      <w:r>
+        <w:rPr>
+          <w:b/>
+          <w:bCs/>
+          <w:lang w:val="es-CR"/>
+        </w:rPr>
+        <w:t>un software personalizado, destacando sus implicaciones en la gestión y el</w:t>
+      </w:r>
+      <w:r>
+        <w:rPr>
+          <w:b/>
+          <w:bCs/>
+          <w:lang w:val="es-CR"/>
+        </w:rPr>
+        <w:t xml:space="preserve"> </w:t>
+      </w:r>
+      <w:r>
+        <w:rPr>
+          <w:b/>
+          <w:bCs/>
+          <w:lang w:val="es-CR"/>
+        </w:rPr>
+        <w:t>desarrollo.</w:t>
+      </w:r>
+    </w:p>
+    <w:p>
+      <w:pPr>
+        <w:jc w:val="both"/>
         <w:rPr>
           <w:lang w:val="es-CR"/>
         </w:rPr>
@@ -12,11 +63,24 @@
         <w:rPr>
           <w:lang w:val="es-CR"/>
         </w:rPr>
-        <w:t>Explique las principales diferencias entre un producto de software genérico y</w:t>
+        <w:t>Los productos genéricos aislados producidos</w:t>
+      </w:r>
+      <w:r>
+        <w:rPr>
+          <w:lang w:val="es-CR"/>
+        </w:rPr>
+        <w:t xml:space="preserve"> </w:t>
+      </w:r>
+      <w:r>
+        <w:rPr>
+          <w:lang w:val="es-CR"/>
+        </w:rPr>
+        <w:t xml:space="preserve">por una organización de desarrollo y que se venden al mercado abierto a cualquier cliente que le sea posible comprarlo. Mientras que un software personalizado son sistemas requeridos por un cliente en particular, se desarrolla especialmente para un cliente. </w:t>
       </w:r>
     </w:p>
     <w:p>
       <w:pPr>
+        <w:jc w:val="both"/>
         <w:rPr>
           <w:lang w:val="es-CR"/>
         </w:rPr>
@@ -25,54 +89,7 @@
         <w:rPr>
           <w:lang w:val="es-CR"/>
         </w:rPr>
-        <w:t>un software personalizado, destacando sus implicaciones en la gestión y el</w:t>
-      </w:r>
-    </w:p>
-    <w:p>
-      <w:pPr>
-        <w:rPr>
-          <w:lang w:val="es-CR"/>
-        </w:rPr>
-      </w:pPr>
-      <w:r>
-        <w:rPr>
-          <w:lang w:val="es-CR"/>
-        </w:rPr>
-        <w:t>desarrollo.</w:t>
-      </w:r>
-    </w:p>
-    <w:p>
-      <w:pPr>
-        <w:rPr>
-          <w:lang w:val="es-CR"/>
-        </w:rPr>
-      </w:pPr>
-    </w:p>
-    <w:p>
-      <w:pPr>
-        <w:rPr>
-          <w:lang w:val="es-CR"/>
-        </w:rPr>
-      </w:pPr>
-      <w:r>
-        <w:rPr>
-          <w:lang w:val="es-CR"/>
-        </w:rPr>
-        <w:t xml:space="preserve">Los productos genéricos aislados producidos </w:t>
-      </w:r>
-      <w:proofErr w:type="spellStart"/>
-      <w:r>
-        <w:rPr>
-          <w:lang w:val="es-CR"/>
-        </w:rPr>
-        <w:t>producidos</w:t>
-      </w:r>
-      <w:proofErr w:type="spellEnd"/>
-      <w:r>
-        <w:rPr>
-          <w:lang w:val="es-CR"/>
-        </w:rPr>
-        <w:t xml:space="preserve"> por una organización de desarrollo y que se venden al mercado abierto a cualquier cliente que le sea posible comprarlo. Mientras que un software personalizado son sistemas requeridos por un cliente en particular, se desarrolla especialmente para un cliente. </w:t>
+        <w:t>Una diferencia importa</w:t>
       </w:r>
     </w:p>
     <w:sectPr>

--- a/PREGUNTA_WENDY_QUESADA.docx
+++ b/PREGUNTA_WENDY_QUESADA.docx
@@ -90,6 +90,12 @@
           <w:lang w:val="es-CR"/>
         </w:rPr>
         <w:t>Una diferencia importa</w:t>
+      </w:r>
+      <w:r>
+        <w:rPr>
+          <w:lang w:val="es-CR"/>
+        </w:rPr>
+        <w:t xml:space="preserve">nte entre estos softwares es que, en los genéricos, las organizaciones que desarrolla el Software controlan sus especificaciones. La especificación de los productos personalizados, por lo general, es desarrollada y controlada por la organización que compra el Software. </w:t>
       </w:r>
     </w:p>
     <w:sectPr>
